--- a/MAGA/dessert/Moreva/выступление/Доклад_Хронобиология.docx
+++ b/MAGA/dessert/Moreva/выступление/Доклад_Хронобиология.docx
@@ -670,6 +670,21 @@
                 <w:szCs w:val="24"/>
               </w:rPr>
             </w:pPr>
+            <w:r>
+              <w:rPr>
+                <w:sz w:val="24"/>
+                <w:szCs w:val="24"/>
+                <w:lang w:val="en-US"/>
+              </w:rPr>
+              <w:t>3510</w:t>
+            </w:r>
+            <w:r>
+              <w:rPr>
+                <w:sz w:val="24"/>
+                <w:szCs w:val="24"/>
+              </w:rPr>
+              <w:t>М</w:t>
+            </w:r>
           </w:p>
         </w:tc>
         <w:tc>
@@ -1109,7 +1124,7 @@
     <w:sdt>
       <w:sdtPr>
         <w:rPr>
-          <w:rFonts w:ascii="Times New Roman" w:hAnsi="Times New Roman" w:cs="Times New Roman"/>
+          <w:rFonts w:ascii="Times New Roman" w:eastAsia="Times New Roman" w:hAnsi="Times New Roman" w:cs="Times New Roman"/>
           <w:color w:val="auto"/>
           <w:sz w:val="28"/>
           <w:szCs w:val="28"/>
@@ -1122,7 +1137,6 @@
       </w:sdtPr>
       <w:sdtEndPr>
         <w:rPr>
-          <w:rFonts w:eastAsia="Times New Roman"/>
           <w:b/>
           <w:bCs/>
         </w:rPr>
@@ -1390,23 +1404,7 @@
                 <w:noProof/>
                 <w:color w:val="auto"/>
               </w:rPr>
-              <w:t>Доказательство научнос</w:t>
-            </w:r>
-            <w:r>
-              <w:rPr>
-                <w:rStyle w:val="a5"/>
-                <w:noProof/>
-                <w:color w:val="auto"/>
-              </w:rPr>
-              <w:t>т</w:t>
-            </w:r>
-            <w:r>
-              <w:rPr>
-                <w:rStyle w:val="a5"/>
-                <w:noProof/>
-                <w:color w:val="auto"/>
-              </w:rPr>
-              <w:t>и хронобиологии</w:t>
+              <w:t>Доказательство научности хронобиологии</w:t>
             </w:r>
             <w:r>
               <w:rPr>
@@ -2797,13 +2795,7 @@
         <w:jc w:val="both"/>
       </w:pPr>
       <w:r>
-        <w:t>В</w:t>
-      </w:r>
-      <w:r>
-        <w:t xml:space="preserve"> современном мире, где темп жизни постоянно ускоряется, человечество всё чаще сталкивается с проблемами нарушения сна, хронической усталости, синдрома смены часовых поясов (джетлага) </w:t>
-      </w:r>
-      <w:r>
-        <w:t>и десинхроноза. Все эти явления изучает особая, но малоизвестная широкой публике научная дисциплина — хронобиология.</w:t>
+        <w:t>В современном мире, где темп жизни постоянно ускоряется, человечество всё чаще сталкивается с проблемами нарушения сна, хронической усталости, синдрома смены часовых поясов (джетлага) и десинхроноза. Все эти явления изучает особая, но малоизвестная широкой публике научная дисциплина — хронобиология.</w:t>
       </w:r>
     </w:p>
     <w:p>
@@ -2813,10 +2805,7 @@
         <w:jc w:val="both"/>
       </w:pPr>
       <w:r>
-        <w:t>Название этой науки нередко путают с астрологией или другими псевдонаучными учениями, использующими популярные термины вроде «биоритмов». О</w:t>
-      </w:r>
-      <w:r>
-        <w:t>днако хронобиология представляет собой полноценную научную дисциплину, чьи достижения были отмечены Нобелевской премией по физиологии и медицине в 2017 году.</w:t>
+        <w:t>Название этой науки нередко путают с астрологией или другими псевдонаучными учениями, использующими популярные термины вроде «биоритмов». Однако хронобиология представляет собой полноценную научную дисциплину, чьи достижения были отмечены Нобелевской премией по физиологии и медицине в 2017 году.</w:t>
       </w:r>
     </w:p>
     <w:p>
@@ -2826,10 +2815,7 @@
         <w:jc w:val="both"/>
       </w:pPr>
       <w:r>
-        <w:t>Целью данного доклада является обоснование научной состоятельности хронобиологии путём её соответс</w:t>
-      </w:r>
-      <w:r>
-        <w:t>твия основным чертам и критериям научного знания.</w:t>
+        <w:t>Целью данного доклада является обоснование научной состоятельности хронобиологии путём её соответствия основным чертам и критериям научного знания.</w:t>
       </w:r>
     </w:p>
     <w:p>
@@ -2873,10 +2859,7 @@
       </w:r>
       <w:proofErr w:type="spellEnd"/>
       <w:r>
-        <w:t xml:space="preserve"> — учение) — это междисциплинарная область науки, изучающая периодические (циклические) процессы в живых организмах, </w:t>
-      </w:r>
-      <w:r>
-        <w:t>их природу, условия возникновения, значение для организма, а также механизмы регуляции и адаптации.</w:t>
+        <w:t xml:space="preserve"> — учение) — это междисциплинарная область науки, изучающая периодические (циклические) процессы в живых организмах, их природу, условия возникновения, значение для организма, а также механизмы регуляции и адаптации.</w:t>
       </w:r>
     </w:p>
     <w:p>
@@ -2967,10 +2950,7 @@
         <w:t xml:space="preserve"> ритмы </w:t>
       </w:r>
       <w:r>
-        <w:t>— с периодом более 24 часов (лунные</w:t>
-      </w:r>
-      <w:r>
-        <w:t>, сезонные, годовые циклы).</w:t>
+        <w:t>— с периодом более 24 часов (лунные, сезонные, годовые циклы).</w:t>
       </w:r>
     </w:p>
     <w:p>
@@ -2999,10 +2979,7 @@
       </w:r>
       <w:proofErr w:type="spellEnd"/>
       <w:r>
-        <w:t xml:space="preserve"> обнаружил, что листья мимозы открываются и закрываются в соответствии с суточным ци</w:t>
-      </w:r>
-      <w:r>
-        <w:t>клом даже при постоянной темноте. Это стало первым экспериментальным доказательством существования эндогенных (внутренних) биологических часов.</w:t>
+        <w:t xml:space="preserve"> обнаружил, что листья мимозы открываются и закрываются в соответствии с суточным циклом даже при постоянной темноте. Это стало первым экспериментальным доказательством существования эндогенных (внутренних) биологических часов.</w:t>
       </w:r>
     </w:p>
     <w:p>
@@ -3123,10 +3100,7 @@
         <w:t xml:space="preserve"> </w:t>
       </w:r>
       <w:r>
-        <w:t>(США) — разработал формальную теорию биол</w:t>
-      </w:r>
-      <w:r>
-        <w:t>огических часов.</w:t>
+        <w:t>(США) — разработал формальную теорию биологических часов.</w:t>
       </w:r>
     </w:p>
     <w:p>
@@ -3144,10 +3118,7 @@
       </w:r>
       <w:proofErr w:type="spellEnd"/>
       <w:r>
-        <w:t xml:space="preserve"> и Майклу Янгу за расшифровку работы генов </w:t>
-      </w:r>
-      <w:r>
-        <w:t>биологических часов (PER, TIM) у плодовой мушки. Это позволило понять, как биологические часы функционируют на клеточном уровне у всех живых организмов, включая человека.</w:t>
+        <w:t xml:space="preserve"> и Майклу Янгу за расшифровку работы генов биологических часов (PER, TIM) у плодовой мушки. Это позволило понять, как биологические часы функционируют на клеточном уровне у всех живых организмов, включая человека.</w:t>
       </w:r>
     </w:p>
     <w:p>
@@ -3167,10 +3138,7 @@
         <w:jc w:val="both"/>
       </w:pPr>
       <w:r>
-        <w:t>Для обоснования того, что хронобиология являет</w:t>
-      </w:r>
-      <w:r>
-        <w:t xml:space="preserve">ся полноценной наукой, рассмотрим её соответствие </w:t>
+        <w:t xml:space="preserve">Для обоснования того, что хронобиология является полноценной наукой, рассмотрим её соответствие </w:t>
       </w:r>
       <w:proofErr w:type="gramStart"/>
       <w:r>
@@ -3198,10 +3166,7 @@
         <w:jc w:val="both"/>
       </w:pPr>
       <w:r>
-        <w:t>Законы хронобиологии справедливы для всех людей, народов и культур. Молекулярный механизм циркадных часов одинаково функционирует у жителей любой части с</w:t>
-      </w:r>
-      <w:r>
-        <w:t>вета. Более того, он универсален для огромного числа живых организмов — от дрожжей и растений до млекопитающих, что подтверждает истинность её знаний для всего живого.</w:t>
+        <w:t>Законы хронобиологии справедливы для всех людей, народов и культур. Молекулярный механизм циркадных часов одинаково функционирует у жителей любой части света. Более того, он универсален для огромного числа живых организмов — от дрожжей и растений до млекопитающих, что подтверждает истинность её знаний для всего живого.</w:t>
       </w:r>
     </w:p>
     <w:p>
@@ -3222,10 +3187,7 @@
         <w:jc w:val="both"/>
       </w:pPr>
       <w:r>
-        <w:t>Хронобиология не изучает жизнь в целом — она сосредоточена на конкрет</w:t>
-      </w:r>
-      <w:r>
-        <w:t>ном аспекте реальности: временной организации биологических процессов. Она не претендует на объяснение всех явлений живой природы, а рассматривает лишь её ритмическую составляющую.</w:t>
+        <w:t>Хронобиология не изучает жизнь в целом — она сосредоточена на конкретном аспекте реальности: временной организации биологических процессов. Она не претендует на объяснение всех явлений живой природы, а рассматривает лишь её ритмическую составляющую.</w:t>
       </w:r>
     </w:p>
     <w:p>
@@ -3250,10 +3212,7 @@
         <w:jc w:val="both"/>
       </w:pPr>
       <w:r>
-        <w:t xml:space="preserve">Получаемые хронобиологией знания пригодны для всех людей </w:t>
-      </w:r>
-      <w:r>
-        <w:t>и применимы во всех областях, где важно учитывать биологические ритмы: в медицине, фармакологии, космической биологии, спортивной медицине, организации сменного труда. Например, знания о выработке мелатонина применимы к любому здоровому человеку.</w:t>
+        <w:t>Получаемые хронобиологией знания пригодны для всех людей и применимы во всех областях, где важно учитывать биологические ритмы: в медицине, фармакологии, космической биологии, спортивной медицине, организации сменного труда. Например, знания о выработке мелатонина применимы к любому здоровому человеку.</w:t>
       </w:r>
     </w:p>
     <w:p>
@@ -3262,10 +3221,7 @@
       </w:pPr>
       <w:bookmarkStart w:id="9" w:name="_Toc227867182"/>
       <w:r>
-        <w:t>4. Обезли</w:t>
-      </w:r>
-      <w:r>
-        <w:t>ченность</w:t>
+        <w:t>4. Обезличенность</w:t>
       </w:r>
       <w:bookmarkEnd w:id="9"/>
     </w:p>
@@ -3276,10 +3232,7 @@
         <w:jc w:val="both"/>
       </w:pPr>
       <w:r>
-        <w:t>Результаты хронобиологических исследований не зависят от личности учёного. Открытие гена PER не принадлежит одной лаборатории — оно подтверждено многочисленными независимыми исследованиями по всему миру. Индивидуальные особенности учёных не отража</w:t>
-      </w:r>
-      <w:r>
-        <w:t>ются в конечных выводах.</w:t>
+        <w:t>Результаты хронобиологических исследований не зависят от личности учёного. Открытие гена PER не принадлежит одной лаборатории — оно подтверждено многочисленными независимыми исследованиями по всему миру. Индивидуальные особенности учёных не отражаются в конечных выводах.</w:t>
       </w:r>
     </w:p>
     <w:p>
@@ -3438,10 +3391,7 @@
       </w:pPr>
       <w:r>
         <w:lastRenderedPageBreak/>
-        <w:t>Хронобиология непрерывно развивается. Регулярно открываются новые гены, участвующие в формирован</w:t>
-      </w:r>
-      <w:r>
-        <w:t>ии биоритмов, выявляются новые связи между нарушениями ритмов и такими заболеваниями, как диабет, ожирение, депрессия и онкологические заболевания. Это показывает, что научное знание в этой области не достигло абсолютной полноты.</w:t>
+        <w:t>Хронобиология непрерывно развивается. Регулярно открываются новые гены, участвующие в формировании биоритмов, выявляются новые связи между нарушениями ритмов и такими заболеваниями, как диабет, ожирение, депрессия и онкологические заболевания. Это показывает, что научное знание в этой области не достигло абсолютной полноты.</w:t>
       </w:r>
     </w:p>
     <w:p>
@@ -3461,10 +3411,7 @@
         <w:jc w:val="both"/>
       </w:pPr>
       <w:r>
-        <w:t>Совреме</w:t>
-      </w:r>
-      <w:r>
-        <w:t xml:space="preserve">нная хронобиология опирается на открытия предшественников: от экспериментов де </w:t>
+        <w:t xml:space="preserve">Современная хронобиология опирается на открытия предшественников: от экспериментов де </w:t>
       </w:r>
       <w:proofErr w:type="spellStart"/>
       <w:r>
@@ -3497,10 +3444,7 @@
       </w:pPr>
       <w:bookmarkStart w:id="13" w:name="_Toc227867186"/>
       <w:r>
-        <w:t>8. Крити</w:t>
-      </w:r>
-      <w:r>
-        <w:t>чность</w:t>
+        <w:t>8. Критичность</w:t>
       </w:r>
       <w:bookmarkEnd w:id="13"/>
     </w:p>
@@ -3519,10 +3463,7 @@
       </w:r>
       <w:proofErr w:type="spellEnd"/>
       <w:r>
-        <w:t xml:space="preserve"> ядре гипоталамуса. Однако исследования показали, что периферические ткани (печень</w:t>
-      </w:r>
-      <w:r>
-        <w:t>, сердце, почки) имеют собственные осцилляторы. Это потребовало пересмотра ряда устоявшихся представлений о централизованной регуляции биоритмов.</w:t>
+        <w:t xml:space="preserve"> ядре гипоталамуса. Однако исследования показали, что периферические ткани (печень, сердце, почки) имеют собственные осцилляторы. Это потребовало пересмотра ряда устоявшихся представлений о централизованной регуляции биоритмов.</w:t>
       </w:r>
     </w:p>
     <w:p>
@@ -3542,10 +3483,7 @@
         <w:jc w:val="both"/>
       </w:pPr>
       <w:r>
-        <w:t>Выводы хронобиологии подкрепляются строгими воспроизводимыми экспериментами. Классический при</w:t>
-      </w:r>
-      <w:r>
-        <w:t xml:space="preserve">мер — эксперименты </w:t>
+        <w:t xml:space="preserve">Выводы хронобиологии подкрепляются строгими воспроизводимыми экспериментами. Классический пример — эксперименты </w:t>
       </w:r>
       <w:proofErr w:type="spellStart"/>
       <w:r>
@@ -3561,10 +3499,7 @@
       </w:r>
       <w:proofErr w:type="spellEnd"/>
       <w:r>
-        <w:t>. У испытуемых сохранялся циркадный ритм с периодом, близким к 24 часам. Эти эксперименты многократно воспроизводились по</w:t>
-      </w:r>
-      <w:r>
-        <w:t xml:space="preserve"> всему миру с одинаковыми результатами.</w:t>
+        <w:t>. У испытуемых сохранялся циркадный ритм с периодом, близким к 24 часам. Эти эксперименты многократно воспроизводились по всему миру с одинаковыми результатами.</w:t>
       </w:r>
     </w:p>
     <w:p>
@@ -3589,10 +3524,7 @@
         <w:jc w:val="both"/>
       </w:pPr>
       <w:r>
-        <w:t>Научные истины хронобиологии нейтральны в морально-этическом плане. Факт того, что мелатонин вырабатывается в темноте, а кортизол — утром, не несёт ни положительной, ни отрицательной моральной окра</w:t>
-      </w:r>
-      <w:r>
-        <w:t>ски — это объективное описание природы.</w:t>
+        <w:t>Научные истины хронобиологии нейтральны в морально-этическом плане. Факт того, что мелатонин вырабатывается в темноте, а кортизол — утром, не несёт ни положительной, ни отрицательной моральной окраски — это объективное описание природы.</w:t>
       </w:r>
     </w:p>
     <w:p>
@@ -3629,10 +3561,7 @@
       </w:r>
       <w:proofErr w:type="spellEnd"/>
       <w:r>
-        <w:t>). З</w:t>
-      </w:r>
-      <w:r>
-        <w:t>акономерности описываются формулами, а не интуитивными обобщениями, что выводит теорию за рамки эмпирического уровня.</w:t>
+        <w:t>). Закономерности описываются формулами, а не интуитивными обобщениями, что выводит теорию за рамки эмпирического уровня.</w:t>
       </w:r>
     </w:p>
     <w:p>
@@ -3652,10 +3581,7 @@
         <w:jc w:val="both"/>
       </w:pPr>
       <w:r>
-        <w:t>Все гипотезы хронобиологии проходят эмпирическую проверку с помощью наблюдения, эксперимента и измерения. Применяются та</w:t>
-      </w:r>
-      <w:r>
-        <w:t xml:space="preserve">кие методы, как </w:t>
+        <w:t xml:space="preserve">Все гипотезы хронобиологии проходят эмпирическую проверку с помощью наблюдения, эксперимента и измерения. Применяются такие методы, как </w:t>
       </w:r>
       <w:proofErr w:type="spellStart"/>
       <w:r>
@@ -3663,10 +3589,7 @@
       </w:r>
       <w:proofErr w:type="spellEnd"/>
       <w:r>
-        <w:t xml:space="preserve"> (регистрация двигательной активности), измерение уровней гормонов (мелатонина, кортизола) в крови и слюне, регистрация температуры тела, электроэнцефалография, генетический анализ. Только после эмпирического подтверждения теории </w:t>
-      </w:r>
-      <w:r>
-        <w:t>признаются достоверными.</w:t>
+        <w:t xml:space="preserve"> (регистрация двигательной активности), измерение уровней гормонов (мелатонина, кортизола) в крови и слюне, регистрация температуры тела, электроэнцефалография, генетический анализ. Только после эмпирического подтверждения теории признаются достоверными.</w:t>
       </w:r>
     </w:p>
     <w:p>
@@ -3714,13 +3637,7 @@
         <w:jc w:val="both"/>
       </w:pPr>
       <w:r>
-        <w:t>Гипот</w:t>
-      </w:r>
-      <w:r>
-        <w:t>езы хронобиологии поддаются эмпирическому подтверждению. Например, гипотеза о том, что мелатонин регулирует цикл сна, была верифицирована многочисленными экспериментами: прямые измерения концентрации мелатонина в крови показали его пик в ночное время, а вв</w:t>
-      </w:r>
-      <w:r>
-        <w:t xml:space="preserve">едение экзогенного мелатонина в контролируемой выборке вызывало сонливость. Каждая такая проверка проходит через трёхуровневую систему научных методов: эмпирический, теоретический и </w:t>
+        <w:t xml:space="preserve">Гипотезы хронобиологии поддаются эмпирическому подтверждению. Например, гипотеза о том, что мелатонин регулирует цикл сна, была верифицирована многочисленными экспериментами: прямые измерения концентрации мелатонина в крови показали его пик в ночное время, а введение экзогенного мелатонина в контролируемой выборке вызывало сонливость. Каждая такая проверка проходит через трёхуровневую систему научных методов: эмпирический, теоретический и </w:t>
       </w:r>
       <w:proofErr w:type="spellStart"/>
       <w:r>
@@ -3753,10 +3670,7 @@
         <w:jc w:val="both"/>
       </w:pPr>
       <w:r>
-        <w:t>Любая хронобиолог</w:t>
-      </w:r>
-      <w:r>
-        <w:t xml:space="preserve">ическая гипотеза потенциально опровержима. Например, если бы эксперименты с изоляцией от внешних </w:t>
+        <w:t xml:space="preserve">Любая хронобиологическая гипотеза потенциально опровержима. Например, если бы эксперименты с изоляцией от внешних </w:t>
       </w:r>
       <w:proofErr w:type="spellStart"/>
       <w:r>
@@ -3768,10 +3682,7 @@
       </w:r>
       <w:r>
         <w:lastRenderedPageBreak/>
-        <w:t>внешних стимулов, это опровергло бы фундаментальную гипотезу об эндогенной</w:t>
-      </w:r>
-      <w:r>
-        <w:t xml:space="preserve"> природе циркадных ритмов.</w:t>
+        <w:t>внешних стимулов, это опровергло бы фундаментальную гипотезу об эндогенной природе циркадных ритмов.</w:t>
       </w:r>
     </w:p>
     <w:p>
@@ -3781,10 +3692,7 @@
         <w:jc w:val="both"/>
       </w:pPr>
       <w:r>
-        <w:t>Возможность постановки такого опровергающего эксперимента (пусть даже мысленного) означает, что теория удовлетворяет критерию Поппера и относится к научному знанию, а не к лженауке. Именно этим хронобиология отличается от астроло</w:t>
-      </w:r>
-      <w:r>
-        <w:t>гии и учений о «биоритмах» в бытовом понимании, которые сформулированы так, что подтверждаются в любом случае и не могут быть опровергнуты.</w:t>
+        <w:t>Возможность постановки такого опровергающего эксперимента (пусть даже мысленного) означает, что теория удовлетворяет критерию Поппера и относится к научному знанию, а не к лженауке. Именно этим хронобиология отличается от астрологии и учений о «биоритмах» в бытовом понимании, которые сформулированы так, что подтверждаются в любом случае и не могут быть опровергнуты.</w:t>
       </w:r>
     </w:p>
     <w:p>
@@ -3876,10 +3784,7 @@
         <w:t xml:space="preserve">Коррекция десинхроноза </w:t>
       </w:r>
       <w:r>
-        <w:t>— помощь пассажирам д</w:t>
-      </w:r>
-      <w:r>
-        <w:t>лительных авиаперелётов при джетлаге;</w:t>
+        <w:t>— помощь пассажирам длительных авиаперелётов при джетлаге;</w:t>
       </w:r>
     </w:p>
     <w:p>
@@ -4006,13 +3911,7 @@
         <w:jc w:val="both"/>
       </w:pPr>
       <w:r>
-        <w:t>Проведённый анализ показывает,</w:t>
-      </w:r>
-      <w:r>
-        <w:t xml:space="preserve"> что хронобиология полностью соответствует всем двенадцати чертам науки, а также критериям верификации и фальсификации. Она обладает собственным предметом исследования, строгой методологией, развитой теоретической базой, широкой практической значимостью и </w:t>
-      </w:r>
-      <w:r>
-        <w:t>признанием мирового научного сообщества, подтверждённым высшими научными наградами (Нобелевской премией 2017 года).</w:t>
+        <w:t>Проведённый анализ показывает, что хронобиология полностью соответствует всем двенадцати чертам науки, а также критериям верификации и фальсификации. Она обладает собственным предметом исследования, строгой методологией, развитой теоретической базой, широкой практической значимостью и признанием мирового научного сообщества, подтверждённым высшими научными наградами (Нобелевской премией 2017 года).</w:t>
       </w:r>
     </w:p>
     <w:p>
@@ -4030,13 +3929,7 @@
       </w:r>
       <w:proofErr w:type="gramEnd"/>
       <w:r>
-        <w:t xml:space="preserve"> что широкой публике эта наука известна меньше, чем классические биология, физика или химия, хронобиология представляет собой </w:t>
-      </w:r>
-      <w:r>
-        <w:t>полноценную, активно развивающуюся научную дисциплину. Глубокое понимание биологических ритмов имеет огромное значение для здоровья человека, эффективности труда и качества жизни в современном мире, где нарушения биоритмов стали одной из причин многих забо</w:t>
-      </w:r>
-      <w:r>
-        <w:t>леваний цивилизации.</w:t>
+        <w:t xml:space="preserve"> что широкой публике эта наука известна меньше, чем классические биология, физика или химия, хронобиология представляет собой полноценную, активно развивающуюся научную дисциплину. Глубокое понимание биологических ритмов имеет огромное значение для здоровья человека, эффективности труда и качества жизни в современном мире, где нарушения биоритмов стали одной из причин многих заболеваний цивилизации.</w:t>
       </w:r>
     </w:p>
     <w:p>
@@ -4088,10 +3981,7 @@
       </w:r>
       <w:proofErr w:type="spellStart"/>
       <w:r>
-        <w:t>х</w:t>
-      </w:r>
-      <w:r>
-        <w:t>рономедицина</w:t>
+        <w:t>хрономедицина</w:t>
       </w:r>
       <w:proofErr w:type="spellEnd"/>
       <w:r>
@@ -4126,13 +4016,7 @@
         <w:rPr>
           <w:lang w:val="en-US"/>
         </w:rPr>
-        <w:t>The Nobel Prize in Physiology or Medicine 2017 — Jeffrey C</w:t>
-      </w:r>
-      <w:r>
-        <w:rPr>
-          <w:lang w:val="en-US"/>
-        </w:rPr>
-        <w:t xml:space="preserve">. Hall, Michael </w:t>
+        <w:t xml:space="preserve">The Nobel Prize in Physiology or Medicine 2017 — Jeffrey C. Hall, Michael </w:t>
       </w:r>
       <w:proofErr w:type="spellStart"/>
       <w:r>
